--- a/bariatric-counseling-center/content-drafts/action-items-2026-10-21/ARFID article draft for Sara 2026-10-21.docx
+++ b/bariatric-counseling-center/content-drafts/action-items-2026-10-21/ARFID article draft for Sara 2026-10-21.docx
@@ -22,12 +22,12 @@
     </w:p>
     <w:p>
       <w:r>
-        <w:t>Meta title (52): What Is ARFID? How It Presents in Adults | BCC</w:t>
+        <w:t>Meta title (46): What Is ARFID? How It Presents in Adults | BCC</w:t>
       </w:r>
     </w:p>
     <w:p>
       <w:r>
-        <w:t>Meta description (148): ARFID is more than picky eating. Learn how avoidant restrictive food intake disorder shows up in adults, how it differs from anorexia, and when to ask for help.</w:t>
+        <w:t>Meta description (156): ARFID is more than picky eating. Learn how avoidant restrictive food intake disorder shows up in adults, how it differs from anorexia, and when to get help.</w:t>
       </w:r>
     </w:p>
     <w:p>
